--- a/docs/short.docx
+++ b/docs/short.docx
@@ -5615,7 +5615,7 @@
           <wp:inline>
             <wp:extent cx="5943600" cy="3782290"/>
             <wp:effectExtent b="0" l="0" r="0" t="0"/>
-            <wp:docPr descr="Note 1: Alternative of the above table. Note 2: The items are sorted by the responses that received the most ‘frequently’ responses." title="" id="27" name="Picture"/>
+            <wp:docPr descr="Note: Alternative of the above table." title="" id="27" name="Picture"/>
             <a:graphic>
               <a:graphicData uri="http://schemas.openxmlformats.org/drawingml/2006/picture">
                 <pic:pic>
@@ -5658,22 +5658,7 @@
         <w:pStyle w:val="ImageCaption"/>
       </w:pPr>
       <w:r>
-        <w:t xml:space="preserve">Note 1: Alternative of the above table.</w:t>
-      </w:r>
-      <w:r>
-        <w:t xml:space="preserve">Note 2: The items are sorted by the responses that received the most</w:t>
-      </w:r>
-      <w:r>
-        <w:t xml:space="preserve"> </w:t>
-      </w:r>
-      <w:r>
-        <w:t xml:space="preserve">‘frequently’</w:t>
-      </w:r>
-      <w:r>
-        <w:t xml:space="preserve"> </w:t>
-      </w:r>
-      <w:r>
-        <w:t xml:space="preserve">responses.</w:t>
+        <w:t xml:space="preserve">Note: Alternative of the above table.</w:t>
       </w:r>
     </w:p>
     <w:bookmarkEnd w:id="29"/>
@@ -6923,7 +6908,7 @@
           <wp:inline>
             <wp:extent cx="5943600" cy="4953000"/>
             <wp:effectExtent b="0" l="0" r="0" t="0"/>
-            <wp:docPr descr="Note: Bottom-left cells show scatterplots; diagonal cells show variable distributions. Top-right values are Pearson r coefficients. Correlation strength: weak (|r| &lt; 0.3), moderate (0.3 &lt; |r| &lt; 0.5), strong (|r| &gt; 0.5). * p &lt; .05, ** p &lt; .01, *** p &lt; .001." title="" id="38" name="Picture"/>
+            <wp:docPr descr="Note: Bottom-left cells show scatterplots; diagonal cells show variable distributions. Top-right values are Pearson r coefficients. Correlation strength: weak (|r| &lt; 0.3), moderate (0.3 &lt; |r| &lt; 0.5), strong (|r| &gt; 0.5). * p &lt; .05, ** p &lt; .01, *** p &lt; .001. Plot may be simplified, or variables/smoothers removed, due to limited sample size." title="" id="38" name="Picture"/>
             <a:graphic>
               <a:graphicData uri="http://schemas.openxmlformats.org/drawingml/2006/picture">
                 <pic:pic>
@@ -6982,7 +6967,7 @@
         <w:t xml:space="preserve"> </w:t>
       </w:r>
       <w:r>
-        <w:t xml:space="preserve">coefficients. Correlation strength: weak (|r| &lt; 0.3), moderate (0.3 &lt; |r| &lt; 0.5), strong (|r| &gt; 0.5). * p &lt; .05, ** p &lt; .01, *** p &lt; .001.</w:t>
+        <w:t xml:space="preserve">coefficients. Correlation strength: weak (|r| &lt; 0.3), moderate (0.3 &lt; |r| &lt; 0.5), strong (|r| &gt; 0.5). * p &lt; .05, ** p &lt; .01, *** p &lt; .001. Plot may be simplified, or variables/smoothers removed, due to limited sample size.</w:t>
       </w:r>
     </w:p>
     <w:p>
